--- a/data/drop/short-risk/美股短线反弹风险监控_2026-09-21.docx
+++ b/data/drop/short-risk/美股短线反弹风险监控_2026-09-21.docx
@@ -1042,7 +1042,7 @@
     </w:p>
     <w:p>
       <w:r>
-        <w:t>指标摘要：RSI6/RSI12=54.3/49.9；K/D/J=35.9/35.3/37.1；偏离MA20=1.88%；近5日涨幅=3.15%；量能=1.25倍。</w:t>
+        <w:t>指标摘要：RSI6/RSI12=54.3/49.9；K/D/J=35.9/35.3/37.1；偏离MA20=1.88%；近5日涨幅=3.15%；量能=1.26倍。</w:t>
       </w:r>
     </w:p>
     <w:p>
@@ -1208,7 +1208,7 @@
     </w:p>
     <w:p>
       <w:r>
-        <w:t>指标摘要：RSI6/RSI12=62.7/50.9；K/D/J=43.1/29.8/69.6；偏离MA20=3.40%；近5日涨幅=13.48%；量能=1.15倍。</w:t>
+        <w:t>指标摘要：RSI6/RSI12=62.7/50.9；K/D/J=43.1/29.8/69.6；偏离MA20=3.40%；近5日涨幅=13.48%；量能=1.17倍。</w:t>
       </w:r>
     </w:p>
     <w:p>
@@ -1307,7 +1307,7 @@
     </w:p>
     <w:p>
       <w:r>
-        <w:t>指标摘要：RSI6/RSI12=45.7/42.3；K/D/J=43.2/33.9/61.8；偏离MA20=-2.97%；近5日涨幅=2.07%；量能=0.85倍。</w:t>
+        <w:t>指标摘要：RSI6/RSI12=45.7/42.3；K/D/J=43.2/33.9/61.8；偏离MA20=-2.97%；近5日涨幅=2.07%；量能=0.86倍。</w:t>
       </w:r>
     </w:p>
     <w:p>
